--- a/Assignment 1/Mark Allocation.docx
+++ b/Assignment 1/Mark Allocation.docx
@@ -36,38 +36,6 @@
         <w:rPr/>
       </w:pPr>
       <w:r>
-        <w:rPr/>
-        <w:t>After having discussed as group, we recommend the following mark allocation to each group</w:t>
-      </w:r>
-    </w:p>
-    <w:p>
-      <w:pPr>
-        <w:pStyle w:val="Normal"/>
-        <w:bidi w:val="0"/>
-        <w:rPr/>
-      </w:pPr>
-      <w:r>
-        <w:rPr/>
-        <w:t>member based on contribution or lack of it throughout the assignment.</w:t>
-      </w:r>
-    </w:p>
-    <w:p>
-      <w:pPr>
-        <w:pStyle w:val="Normal"/>
-        <w:bidi w:val="0"/>
-        <w:rPr/>
-      </w:pPr>
-      <w:r>
-        <w:rPr/>
-      </w:r>
-    </w:p>
-    <w:p>
-      <w:pPr>
-        <w:pStyle w:val="Normal"/>
-        <w:bidi w:val="0"/>
-        <w:rPr/>
-      </w:pPr>
-      <w:r>
         <w:rPr>
           <w:b/>
           <w:bCs/>
@@ -76,11 +44,7 @@
       </w:r>
       <w:r>
         <w:rPr/>
-        <w:t xml:space="preserve"> </w:t>
-      </w:r>
-      <w:r>
-        <w:rPr/>
-        <w:t>Teen Titans</w:t>
+        <w:t xml:space="preserve"> Teen Titans</w:t>
       </w:r>
     </w:p>
     <w:p>
@@ -98,11 +62,7 @@
       </w:r>
       <w:r>
         <w:rPr/>
-        <w:t xml:space="preserve"> </w:t>
-      </w:r>
-      <w:r>
-        <w:rPr/>
-        <w:t>Ayush Kirpal</w:t>
+        <w:t xml:space="preserve"> Ayush Kirpal</w:t>
       </w:r>
     </w:p>
     <w:p>
@@ -131,12 +91,6 @@
         <w:tab/>
         <w:tab/>
         <w:tab/>
-      </w:r>
-      <w:r>
-        <w:rPr>
-          <w:b/>
-          <w:bCs/>
-        </w:rPr>
         <w:t>Percentage contribution of allocated task</w:t>
       </w:r>
     </w:p>
@@ -148,11 +102,7 @@
       </w:pPr>
       <w:r>
         <w:rPr/>
-        <w:t>S112256</w:t>
-      </w:r>
-      <w:r>
-        <w:rPr/>
-        <w:t>67</w:t>
+        <w:t>S11225667</w:t>
         <w:tab/>
         <w:tab/>
         <w:tab/>
@@ -179,9 +129,6 @@
         <w:tab/>
         <w:tab/>
         <w:tab/>
-      </w:r>
-      <w:r>
-        <w:rPr/>
         <w:t>50%</w:t>
       </w:r>
     </w:p>
@@ -247,11 +194,7 @@
       </w:pPr>
       <w:r>
         <w:rPr/>
-        <w:t>S112256</w:t>
-      </w:r>
-      <w:r>
-        <w:rPr/>
-        <w:t>67</w:t>
+        <w:t>S11225667</w:t>
         <w:tab/>
         <w:tab/>
         <w:tab/>
@@ -276,9 +219,6 @@
         <w:tab/>
         <w:tab/>
         <w:tab/>
-      </w:r>
-      <w:r>
-        <w:rPr/>
         <w:t>Ayush Kirpal</w:t>
         <w:tab/>
         <w:tab/>
@@ -294,6 +234,7 @@
       <w:pgNumType w:fmt="decimal"/>
       <w:formProt w:val="false"/>
       <w:textDirection w:val="lrTb"/>
+      <w:docGrid w:type="default" w:linePitch="100" w:charSpace="0"/>
     </w:sectPr>
   </w:body>
 </w:document>
@@ -313,7 +254,6 @@
     </w:rPrDefault>
     <w:pPrDefault>
       <w:pPr>
-        <w:widowControl/>
         <w:suppressAutoHyphens w:val="true"/>
       </w:pPr>
     </w:pPrDefault>
@@ -323,7 +263,10 @@
     <w:qFormat/>
     <w:pPr>
       <w:widowControl/>
+      <w:suppressAutoHyphens w:val="true"/>
       <w:bidi w:val="0"/>
+      <w:spacing w:before="0" w:after="0"/>
+      <w:jc w:val="start"/>
     </w:pPr>
     <w:rPr>
       <w:rFonts w:ascii="Liberation Serif" w:hAnsi="Liberation Serif" w:eastAsia="Verdana" w:cs="FreeSans"/>
